--- a/writing/bass_ecotox_intro_methods.docx
+++ b/writing/bass_ecotox_intro_methods.docx
@@ -1,6 +1,6 @@
 
 <file path=word/document.xml><?xml version="1.0" encoding="utf-8"?>
-<w:document xmlns:wpc="http://schemas.microsoft.com/office/word/2010/wordprocessingCanvas" xmlns:cx="http://schemas.microsoft.com/office/drawing/2014/chartex" xmlns:cx1="http://schemas.microsoft.com/office/drawing/2015/9/8/chartex" xmlns:cx2="http://schemas.microsoft.com/office/drawing/2015/10/21/chartex" xmlns:cx3="http://schemas.microsoft.com/office/drawing/2016/5/9/chartex" xmlns:cx4="http://schemas.microsoft.com/office/drawing/2016/5/10/chartex" xmlns:cx5="http://schemas.microsoft.com/office/drawing/2016/5/11/chartex" xmlns:cx6="http://schemas.microsoft.com/office/drawing/2016/5/12/chartex" xmlns:cx7="http://schemas.microsoft.com/office/drawing/2016/5/13/chartex" xmlns:cx8="http://schemas.microsoft.com/office/drawing/2016/5/14/chartex" xmlns:mc="http://schemas.openxmlformats.org/markup-compatibility/2006" xmlns:aink="http://schemas.microsoft.com/office/drawing/2016/ink" xmlns:am3d="http://schemas.microsoft.com/office/drawing/2017/model3d" xmlns:o="urn:schemas-microsoft-com:office:office" xmlns:oel="http://schemas.microsoft.com/office/2019/extlst" xmlns:r="http://schemas.openxmlformats.org/officeDocument/2006/relationships" xmlns:m="http://schemas.openxmlformats.org/officeDocument/2006/math" xmlns:v="urn:schemas-microsoft-com:vml" xmlns:wp14="http://schemas.microsoft.com/office/word/2010/wordprocessingDrawing" xmlns:wp="http://schemas.openxmlformats.org/drawingml/2006/wordprocessingDrawing" xmlns:w10="urn:schemas-microsoft-com:office:word" xmlns:w="http://schemas.openxmlformats.org/wordprocessingml/2006/main" xmlns:w14="http://schemas.microsoft.com/office/word/2010/wordml" xmlns:w15="http://schemas.microsoft.com/office/word/2012/wordml" xmlns:w16cex="http://schemas.microsoft.com/office/word/2018/wordml/cex" xmlns:w16cid="http://schemas.microsoft.com/office/word/2016/wordml/cid" xmlns:w16="http://schemas.microsoft.com/office/word/2018/wordml" xmlns:w16du="http://schemas.microsoft.com/office/word/2023/wordml/word16du" xmlns:w16sdtdh="http://schemas.microsoft.com/office/word/2020/wordml/sdtdatahash" xmlns:w16se="http://schemas.microsoft.com/office/word/2015/wordml/symex" xmlns:wpg="http://schemas.microsoft.com/office/word/2010/wordprocessingGroup" xmlns:wpi="http://schemas.microsoft.com/office/word/2010/wordprocessingInk" xmlns:wne="http://schemas.microsoft.com/office/word/2006/wordml" xmlns:wps="http://schemas.microsoft.com/office/word/2010/wordprocessingShape" mc:Ignorable="w14 w15 w16se w16cid w16 w16cex w16sdtdh w16du wp14">
+<w:document xmlns:wpc="http://schemas.microsoft.com/office/word/2010/wordprocessingCanvas" xmlns:cx="http://schemas.microsoft.com/office/drawing/2014/chartex" xmlns:cx1="http://schemas.microsoft.com/office/drawing/2015/9/8/chartex" xmlns:cx2="http://schemas.microsoft.com/office/drawing/2015/10/21/chartex" xmlns:cx3="http://schemas.microsoft.com/office/drawing/2016/5/9/chartex" xmlns:cx4="http://schemas.microsoft.com/office/drawing/2016/5/10/chartex" xmlns:cx5="http://schemas.microsoft.com/office/drawing/2016/5/11/chartex" xmlns:cx6="http://schemas.microsoft.com/office/drawing/2016/5/12/chartex" xmlns:cx7="http://schemas.microsoft.com/office/drawing/2016/5/13/chartex" xmlns:cx8="http://schemas.microsoft.com/office/drawing/2016/5/14/chartex" xmlns:mc="http://schemas.openxmlformats.org/markup-compatibility/2006" xmlns:aink="http://schemas.microsoft.com/office/drawing/2016/ink" xmlns:am3d="http://schemas.microsoft.com/office/drawing/2017/model3d" xmlns:o="urn:schemas-microsoft-com:office:office" xmlns:oel="http://schemas.microsoft.com/office/2019/extlst" xmlns:r="http://schemas.openxmlformats.org/officeDocument/2006/relationships" xmlns:m="http://schemas.openxmlformats.org/officeDocument/2006/math" xmlns:v="urn:schemas-microsoft-com:vml" xmlns:wp14="http://schemas.microsoft.com/office/word/2010/wordprocessingDrawing" xmlns:wp="http://schemas.openxmlformats.org/drawingml/2006/wordprocessingDrawing" xmlns:w10="urn:schemas-microsoft-com:office:word" xmlns:w="http://schemas.openxmlformats.org/wordprocessingml/2006/main" xmlns:w14="http://schemas.microsoft.com/office/word/2010/wordml" xmlns:w15="http://schemas.microsoft.com/office/word/2012/wordml" xmlns:w16cex="http://schemas.microsoft.com/office/word/2018/wordml/cex" xmlns:w16cid="http://schemas.microsoft.com/office/word/2016/wordml/cid" xmlns:w16="http://schemas.microsoft.com/office/word/2018/wordml" xmlns:w16du="http://schemas.microsoft.com/office/word/2023/wordml/word16du" xmlns:w16sdtdh="http://schemas.microsoft.com/office/word/2020/wordml/sdtdatahash" xmlns:w16sdtfl="http://schemas.microsoft.com/office/word/2024/wordml/sdtformatlock" xmlns:w16se="http://schemas.microsoft.com/office/word/2015/wordml/symex" xmlns:wpg="http://schemas.microsoft.com/office/word/2010/wordprocessingGroup" xmlns:wpi="http://schemas.microsoft.com/office/word/2010/wordprocessingInk" xmlns:wne="http://schemas.microsoft.com/office/word/2006/wordml" xmlns:wps="http://schemas.microsoft.com/office/word/2010/wordprocessingShape" mc:Ignorable="w14 w15 w16se w16cid w16 w16cex w16sdtdh w16sdtfl w16du wp14">
   <w:body>
     <w:p>
       <w:pPr>
@@ -14,11 +14,22 @@
       <w:r>
         <w:rPr>
           <w:rFonts w:ascii="Arial" w:eastAsia="Times New Roman" w:hAnsi="Arial" w:cs="Arial"/>
-          <w:color w:val="000000"/>
-          <w:kern w:val="0"/>
-          <w14:ligatures w14:val="none"/>
-        </w:rPr>
-        <w:t xml:space="preserve">Title:  </w:t>
+          <w:b/>
+          <w:bCs/>
+          <w:color w:val="000000"/>
+          <w:kern w:val="0"/>
+          <w14:ligatures w14:val="none"/>
+        </w:rPr>
+        <w:t>Title:</w:t>
+      </w:r>
+      <w:r>
+        <w:rPr>
+          <w:rFonts w:ascii="Arial" w:eastAsia="Times New Roman" w:hAnsi="Arial" w:cs="Arial"/>
+          <w:color w:val="000000"/>
+          <w:kern w:val="0"/>
+          <w14:ligatures w14:val="none"/>
+        </w:rPr>
+        <w:t xml:space="preserve">  </w:t>
       </w:r>
       <w:r>
         <w:rPr>
@@ -63,473 +74,459 @@
       <w:pPr>
         <w:rPr>
           <w:rFonts w:ascii="Arial" w:eastAsia="Times New Roman" w:hAnsi="Arial" w:cs="Arial"/>
-          <w:kern w:val="0"/>
-          <w14:ligatures w14:val="none"/>
-        </w:rPr>
-      </w:pPr>
-      <w:r>
-        <w:rPr>
-          <w:rFonts w:ascii="Arial" w:eastAsia="Times New Roman" w:hAnsi="Arial" w:cs="Arial"/>
-          <w:kern w:val="0"/>
-          <w14:ligatures w14:val="none"/>
-        </w:rPr>
-        <w:t xml:space="preserve">Authors:  </w:t>
-      </w:r>
-    </w:p>
-    <w:p>
-      <w:pPr>
-        <w:rPr>
-          <w:rFonts w:ascii="Arial" w:eastAsia="Times New Roman" w:hAnsi="Arial" w:cs="Arial"/>
-          <w:kern w:val="0"/>
-          <w14:ligatures w14:val="none"/>
-        </w:rPr>
-      </w:pPr>
-      <w:r>
-        <w:rPr>
-          <w:rFonts w:ascii="Arial" w:eastAsia="Times New Roman" w:hAnsi="Arial" w:cs="Arial"/>
-          <w:color w:val="000000"/>
-          <w:kern w:val="0"/>
-          <w14:ligatures w14:val="none"/>
-        </w:rPr>
-        <w:t>Anthony Ryan Johnso</w:t>
-      </w:r>
-      <w:r>
-        <w:rPr>
-          <w:rFonts w:ascii="Arial" w:eastAsia="Times New Roman" w:hAnsi="Arial" w:cs="Arial"/>
-          <w:color w:val="000000"/>
-          <w:kern w:val="0"/>
-          <w14:ligatures w14:val="none"/>
-        </w:rPr>
-        <w:t>n</w:t>
-      </w:r>
-      <w:r>
-        <w:rPr>
-          <w:rFonts w:ascii="Arial" w:eastAsia="Times New Roman" w:hAnsi="Arial" w:cs="Arial"/>
-          <w:kern w:val="0"/>
-          <w:vertAlign w:val="superscript"/>
-          <w14:ligatures w14:val="none"/>
-        </w:rPr>
-        <w:t>1</w:t>
-      </w:r>
-      <w:r>
-        <w:rPr>
-          <w:rFonts w:ascii="Arial" w:eastAsia="Times New Roman" w:hAnsi="Arial" w:cs="Arial"/>
-          <w:color w:val="000000"/>
-          <w:kern w:val="0"/>
-          <w14:ligatures w14:val="none"/>
-        </w:rPr>
-        <w:t>, Tyler Steven Colema</w:t>
-      </w:r>
-      <w:r>
-        <w:rPr>
-          <w:rFonts w:ascii="Arial" w:eastAsia="Times New Roman" w:hAnsi="Arial" w:cs="Arial"/>
-          <w:color w:val="000000"/>
-          <w:kern w:val="0"/>
-          <w14:ligatures w14:val="none"/>
-        </w:rPr>
-        <w:t>n</w:t>
-      </w:r>
-      <w:r>
-        <w:rPr>
-          <w:rFonts w:ascii="Arial" w:eastAsia="Times New Roman" w:hAnsi="Arial" w:cs="Arial"/>
-          <w:kern w:val="0"/>
-          <w:vertAlign w:val="superscript"/>
-          <w14:ligatures w14:val="none"/>
-        </w:rPr>
-        <w:t>2</w:t>
-      </w:r>
-      <w:r>
-        <w:rPr>
-          <w:rFonts w:ascii="Arial" w:eastAsia="Times New Roman" w:hAnsi="Arial" w:cs="Arial"/>
-          <w:color w:val="000000"/>
-          <w:kern w:val="0"/>
-          <w14:ligatures w14:val="none"/>
-        </w:rPr>
-        <w:t>, Jasmine B. Nasser</w:t>
-      </w:r>
-      <w:r>
-        <w:rPr>
-          <w:rFonts w:ascii="Arial" w:eastAsia="Times New Roman" w:hAnsi="Arial" w:cs="Arial"/>
-          <w:kern w:val="0"/>
-          <w:vertAlign w:val="superscript"/>
-          <w14:ligatures w14:val="none"/>
-        </w:rPr>
-        <w:t>3</w:t>
-      </w:r>
-      <w:r>
-        <w:rPr>
-          <w:rFonts w:ascii="Arial" w:eastAsia="Times New Roman" w:hAnsi="Arial" w:cs="Arial"/>
-          <w:color w:val="000000"/>
-          <w:kern w:val="0"/>
-          <w14:ligatures w14:val="none"/>
-        </w:rPr>
-        <w:t>, Maggie McGreal</w:t>
-      </w:r>
-      <w:r>
-        <w:rPr>
-          <w:rFonts w:ascii="Arial" w:eastAsia="Times New Roman" w:hAnsi="Arial" w:cs="Arial"/>
-          <w:kern w:val="0"/>
-          <w:vertAlign w:val="superscript"/>
-          <w14:ligatures w14:val="none"/>
-        </w:rPr>
-        <w:t>4</w:t>
-      </w:r>
-      <w:r>
-        <w:rPr>
-          <w:rFonts w:ascii="Arial" w:eastAsia="Times New Roman" w:hAnsi="Arial" w:cs="Arial"/>
-          <w:color w:val="000000"/>
-          <w:kern w:val="0"/>
-          <w14:ligatures w14:val="none"/>
-        </w:rPr>
-        <w:t>, Kyle R. Piller</w:t>
-      </w:r>
-      <w:r>
-        <w:rPr>
-          <w:rFonts w:ascii="Arial" w:eastAsia="Times New Roman" w:hAnsi="Arial" w:cs="Arial"/>
-          <w:kern w:val="0"/>
-          <w:vertAlign w:val="superscript"/>
-          <w14:ligatures w14:val="none"/>
-        </w:rPr>
-        <w:t>5</w:t>
-      </w:r>
-      <w:r>
-        <w:rPr>
-          <w:rFonts w:ascii="Arial" w:eastAsia="Times New Roman" w:hAnsi="Arial" w:cs="Arial"/>
-          <w:color w:val="000000"/>
-          <w:kern w:val="0"/>
-          <w14:ligatures w14:val="none"/>
-        </w:rPr>
-        <w:t>, and Christopher M. Murray</w:t>
-      </w:r>
-      <w:r>
-        <w:rPr>
-          <w:rFonts w:ascii="Arial" w:eastAsia="Times New Roman" w:hAnsi="Arial" w:cs="Arial"/>
-          <w:kern w:val="0"/>
-          <w:vertAlign w:val="superscript"/>
-          <w14:ligatures w14:val="none"/>
-        </w:rPr>
-        <w:t>6</w:t>
-      </w:r>
-    </w:p>
-    <w:p>
-      <w:pPr>
-        <w:rPr>
-          <w:rFonts w:ascii="Arial" w:eastAsia="Times New Roman" w:hAnsi="Arial" w:cs="Arial"/>
-          <w:kern w:val="0"/>
-          <w14:ligatures w14:val="none"/>
-        </w:rPr>
-      </w:pPr>
-    </w:p>
-    <w:p>
-      <w:pPr>
-        <w:rPr>
-          <w:rFonts w:ascii="Arial" w:eastAsia="Times New Roman" w:hAnsi="Arial" w:cs="Arial"/>
-          <w:kern w:val="0"/>
-          <w14:ligatures w14:val="none"/>
-        </w:rPr>
-      </w:pPr>
-      <w:r>
-        <w:rPr>
-          <w:rFonts w:ascii="Arial" w:eastAsia="Times New Roman" w:hAnsi="Arial" w:cs="Arial"/>
-          <w:kern w:val="0"/>
-          <w:vertAlign w:val="superscript"/>
-          <w14:ligatures w14:val="none"/>
-        </w:rPr>
-        <w:t>1</w:t>
-      </w:r>
-      <w:r>
-        <w:rPr>
-          <w:rFonts w:ascii="Arial" w:eastAsia="Times New Roman" w:hAnsi="Arial" w:cs="Arial"/>
-          <w:color w:val="000000"/>
-          <w:kern w:val="0"/>
-          <w14:ligatures w14:val="none"/>
-        </w:rPr>
-        <w:t>Southeastern Louisiana University, Department of Biological Sciences, Hammond, Louisiana, USA;</w:t>
-      </w:r>
-      <w:r>
-        <w:rPr>
-          <w:rFonts w:ascii="Arial" w:eastAsia="Times New Roman" w:hAnsi="Arial" w:cs="Arial"/>
-          <w:color w:val="000000"/>
-          <w:kern w:val="0"/>
-          <w14:ligatures w14:val="none"/>
-        </w:rPr>
-        <w:t xml:space="preserve"> email;</w:t>
-      </w:r>
-      <w:r>
-        <w:rPr>
-          <w:rFonts w:ascii="Arial" w:eastAsia="Times New Roman" w:hAnsi="Arial" w:cs="Arial"/>
-          <w:color w:val="000000"/>
-          <w:kern w:val="0"/>
-          <w14:ligatures w14:val="none"/>
-        </w:rPr>
-        <w:t xml:space="preserve"> ORCID 0009-0005-9381-9510</w:t>
-      </w:r>
-    </w:p>
-    <w:p>
-      <w:pPr>
-        <w:rPr>
-          <w:rFonts w:ascii="Arial" w:eastAsia="Times New Roman" w:hAnsi="Arial" w:cs="Arial"/>
-          <w:kern w:val="0"/>
-          <w14:ligatures w14:val="none"/>
-        </w:rPr>
-      </w:pPr>
-      <w:r>
-        <w:rPr>
-          <w:rFonts w:ascii="Arial" w:eastAsia="Times New Roman" w:hAnsi="Arial" w:cs="Arial"/>
-          <w:kern w:val="0"/>
-          <w:vertAlign w:val="superscript"/>
-          <w14:ligatures w14:val="none"/>
-        </w:rPr>
-        <w:t>2</w:t>
-      </w:r>
-      <w:r>
-        <w:rPr>
-          <w:rFonts w:ascii="Arial" w:eastAsia="Times New Roman" w:hAnsi="Arial" w:cs="Arial"/>
-          <w:color w:val="000000"/>
-          <w:kern w:val="0"/>
-          <w14:ligatures w14:val="none"/>
-        </w:rPr>
-        <w:t>Southeastern Louisiana University, Department of Biological Sciences, Hammond, Louisiana, USA;</w:t>
-      </w:r>
-      <w:r>
-        <w:rPr>
-          <w:rFonts w:ascii="Arial" w:eastAsia="Times New Roman" w:hAnsi="Arial" w:cs="Arial"/>
-          <w:color w:val="000000"/>
-          <w:kern w:val="0"/>
-          <w14:ligatures w14:val="none"/>
-        </w:rPr>
-        <w:t xml:space="preserve"> </w:t>
-      </w:r>
-      <w:r>
-        <w:rPr>
-          <w:rFonts w:ascii="Arial" w:eastAsia="Times New Roman" w:hAnsi="Arial" w:cs="Arial"/>
-          <w:color w:val="000000"/>
-          <w:kern w:val="0"/>
-          <w14:ligatures w14:val="none"/>
-        </w:rPr>
-        <w:t>tscoleman3@gmail.com</w:t>
-      </w:r>
-      <w:r>
-        <w:rPr>
-          <w:rFonts w:ascii="Arial" w:eastAsia="Times New Roman" w:hAnsi="Arial" w:cs="Arial"/>
-          <w:color w:val="000000"/>
-          <w:kern w:val="0"/>
-          <w14:ligatures w14:val="none"/>
-        </w:rPr>
-        <w:t>;</w:t>
-      </w:r>
-      <w:r>
-        <w:rPr>
-          <w:rFonts w:ascii="Arial" w:eastAsia="Times New Roman" w:hAnsi="Arial" w:cs="Arial"/>
-          <w:color w:val="000000"/>
-          <w:kern w:val="0"/>
-          <w14:ligatures w14:val="none"/>
-        </w:rPr>
-        <w:t xml:space="preserve"> ORCID 0000-0001-7472-1976</w:t>
-      </w:r>
-    </w:p>
-    <w:p>
-      <w:pPr>
-        <w:rPr>
-          <w:rFonts w:ascii="Arial" w:eastAsia="Times New Roman" w:hAnsi="Arial" w:cs="Arial"/>
-          <w:kern w:val="0"/>
-          <w14:ligatures w14:val="none"/>
-        </w:rPr>
-      </w:pPr>
-      <w:r>
-        <w:rPr>
-          <w:rFonts w:ascii="Arial" w:eastAsia="Times New Roman" w:hAnsi="Arial" w:cs="Arial"/>
-          <w:kern w:val="0"/>
-          <w:vertAlign w:val="superscript"/>
-          <w14:ligatures w14:val="none"/>
-        </w:rPr>
-        <w:t>3</w:t>
-      </w:r>
-      <w:r>
-        <w:rPr>
-          <w:rFonts w:ascii="Arial" w:eastAsia="Times New Roman" w:hAnsi="Arial" w:cs="Arial"/>
-          <w:color w:val="000000"/>
-          <w:kern w:val="0"/>
-          <w14:ligatures w14:val="none"/>
-        </w:rPr>
-        <w:t xml:space="preserve">Southeastern Louisiana University, Department of Biological Sciences, Hammond, Louisiana, USA; </w:t>
-      </w:r>
-      <w:r>
-        <w:rPr>
-          <w:rFonts w:ascii="Arial" w:eastAsia="Times New Roman" w:hAnsi="Arial" w:cs="Arial"/>
-          <w:color w:val="000000"/>
-          <w:kern w:val="0"/>
-          <w14:ligatures w14:val="none"/>
-        </w:rPr>
-        <w:t xml:space="preserve">email; </w:t>
-      </w:r>
-      <w:r>
-        <w:rPr>
-          <w:rFonts w:ascii="Arial" w:eastAsia="Times New Roman" w:hAnsi="Arial" w:cs="Arial"/>
-          <w:color w:val="000000"/>
-          <w:kern w:val="0"/>
-          <w14:ligatures w14:val="none"/>
-        </w:rPr>
-        <w:t>ORCID 0009-0003-0083-9498</w:t>
-      </w:r>
-    </w:p>
-    <w:p>
-      <w:pPr>
-        <w:rPr>
-          <w:rFonts w:ascii="Arial" w:eastAsia="Times New Roman" w:hAnsi="Arial" w:cs="Arial"/>
-          <w:kern w:val="0"/>
-          <w14:ligatures w14:val="none"/>
-        </w:rPr>
-      </w:pPr>
-      <w:r>
-        <w:rPr>
-          <w:rFonts w:ascii="Arial" w:eastAsia="Times New Roman" w:hAnsi="Arial" w:cs="Arial"/>
-          <w:kern w:val="0"/>
-          <w:vertAlign w:val="superscript"/>
-          <w14:ligatures w14:val="none"/>
-        </w:rPr>
-        <w:t>4</w:t>
-      </w:r>
-      <w:r>
-        <w:rPr>
-          <w:rFonts w:ascii="Arial" w:eastAsia="Times New Roman" w:hAnsi="Arial" w:cs="Arial"/>
-          <w:color w:val="000000"/>
-          <w:kern w:val="0"/>
-          <w14:ligatures w14:val="none"/>
-        </w:rPr>
-        <w:t xml:space="preserve">Southeastern Louisiana University, Department of Biological Sciences, Hammond, Louisiana, USA; </w:t>
-      </w:r>
-      <w:r>
-        <w:rPr>
-          <w:rFonts w:ascii="Arial" w:eastAsia="Times New Roman" w:hAnsi="Arial" w:cs="Arial"/>
-          <w:color w:val="000000"/>
-          <w:kern w:val="0"/>
-          <w14:ligatures w14:val="none"/>
-        </w:rPr>
-        <w:t xml:space="preserve">email; </w:t>
-      </w:r>
-      <w:r>
-        <w:rPr>
-          <w:rFonts w:ascii="Arial" w:eastAsia="Times New Roman" w:hAnsi="Arial" w:cs="Arial"/>
-          <w:color w:val="000000"/>
-          <w:kern w:val="0"/>
-          <w14:ligatures w14:val="none"/>
-        </w:rPr>
-        <w:t>ORCID 0009-0005-9745-8265</w:t>
-      </w:r>
-    </w:p>
-    <w:p>
-      <w:pPr>
-        <w:rPr>
-          <w:rFonts w:ascii="Arial" w:eastAsia="Times New Roman" w:hAnsi="Arial" w:cs="Arial"/>
-          <w:kern w:val="0"/>
-          <w14:ligatures w14:val="none"/>
-        </w:rPr>
-      </w:pPr>
-      <w:r>
-        <w:rPr>
-          <w:rFonts w:ascii="Arial" w:eastAsia="Times New Roman" w:hAnsi="Arial" w:cs="Arial"/>
-          <w:kern w:val="0"/>
-          <w:vertAlign w:val="superscript"/>
-          <w14:ligatures w14:val="none"/>
-        </w:rPr>
-        <w:t>5</w:t>
-      </w:r>
-      <w:r>
-        <w:rPr>
-          <w:rFonts w:ascii="Arial" w:eastAsia="Times New Roman" w:hAnsi="Arial" w:cs="Arial"/>
-          <w:color w:val="000000"/>
-          <w:kern w:val="0"/>
-          <w14:ligatures w14:val="none"/>
-        </w:rPr>
-        <w:t xml:space="preserve">Southeastern Louisiana University, Department of Biological Sciences, Hammond, Louisiana, USA; </w:t>
-      </w:r>
-      <w:r>
-        <w:rPr>
-          <w:rFonts w:ascii="Arial" w:eastAsia="Times New Roman" w:hAnsi="Arial" w:cs="Arial"/>
-          <w:color w:val="000000"/>
-          <w:kern w:val="0"/>
-          <w14:ligatures w14:val="none"/>
-        </w:rPr>
-        <w:t xml:space="preserve">email; </w:t>
-      </w:r>
-      <w:r>
-        <w:rPr>
-          <w:rFonts w:ascii="Arial" w:eastAsia="Times New Roman" w:hAnsi="Arial" w:cs="Arial"/>
-          <w:color w:val="000000"/>
-          <w:kern w:val="0"/>
-          <w14:ligatures w14:val="none"/>
-        </w:rPr>
-        <w:t>ORCID 0000-0003-1289-9351</w:t>
-      </w:r>
-    </w:p>
-    <w:p>
-      <w:pPr>
-        <w:rPr>
-          <w:rFonts w:ascii="Arial" w:eastAsia="Times New Roman" w:hAnsi="Arial" w:cs="Arial"/>
-          <w:kern w:val="0"/>
-          <w14:ligatures w14:val="none"/>
-        </w:rPr>
-      </w:pPr>
-      <w:r>
-        <w:rPr>
-          <w:rFonts w:ascii="Arial" w:eastAsia="Times New Roman" w:hAnsi="Arial" w:cs="Arial"/>
-          <w:kern w:val="0"/>
-          <w:vertAlign w:val="superscript"/>
-          <w14:ligatures w14:val="none"/>
-        </w:rPr>
-        <w:t>6</w:t>
-      </w:r>
-      <w:r>
-        <w:rPr>
-          <w:rFonts w:ascii="Arial" w:eastAsia="Times New Roman" w:hAnsi="Arial" w:cs="Arial"/>
-          <w:color w:val="000000"/>
-          <w:kern w:val="0"/>
-          <w14:ligatures w14:val="none"/>
-        </w:rPr>
-        <w:t xml:space="preserve">Southeastern Louisiana University, Department of Biological Sciences, Hammond, Louisiana, USA; </w:t>
-      </w:r>
-      <w:r>
-        <w:rPr>
-          <w:rFonts w:ascii="Arial" w:eastAsia="Times New Roman" w:hAnsi="Arial" w:cs="Arial"/>
-          <w:color w:val="000000"/>
-          <w:kern w:val="0"/>
-          <w14:ligatures w14:val="none"/>
-        </w:rPr>
-        <w:t xml:space="preserve">email; </w:t>
-      </w:r>
-      <w:r>
-        <w:rPr>
-          <w:rFonts w:ascii="Arial" w:eastAsia="Times New Roman" w:hAnsi="Arial" w:cs="Arial"/>
-          <w:color w:val="000000"/>
-          <w:kern w:val="0"/>
-          <w14:ligatures w14:val="none"/>
-        </w:rPr>
-        <w:t>ORCID 0000-0003-4500-9052</w:t>
-      </w:r>
-    </w:p>
-    <w:p>
-      <w:pPr>
-        <w:rPr>
-          <w:rFonts w:ascii="Arial" w:eastAsia="Times New Roman" w:hAnsi="Arial" w:cs="Arial"/>
-          <w:kern w:val="0"/>
-          <w14:ligatures w14:val="none"/>
-        </w:rPr>
-      </w:pPr>
-    </w:p>
-    <w:p>
-      <w:pPr>
-        <w:rPr>
-          <w:rFonts w:ascii="Arial" w:eastAsia="Times New Roman" w:hAnsi="Arial" w:cs="Arial"/>
-          <w:kern w:val="0"/>
-          <w14:ligatures w14:val="none"/>
-        </w:rPr>
-      </w:pPr>
-      <w:r>
-        <w:rPr>
-          <w:rFonts w:ascii="Arial" w:eastAsia="Times New Roman" w:hAnsi="Arial" w:cs="Arial"/>
           <w:b/>
           <w:bCs/>
+          <w:kern w:val="0"/>
+          <w14:ligatures w14:val="none"/>
+        </w:rPr>
+      </w:pPr>
+      <w:r>
+        <w:rPr>
+          <w:rFonts w:ascii="Arial" w:eastAsia="Times New Roman" w:hAnsi="Arial" w:cs="Arial"/>
+          <w:b/>
+          <w:bCs/>
+          <w:kern w:val="0"/>
+          <w14:ligatures w14:val="none"/>
+        </w:rPr>
+        <w:t xml:space="preserve">Authors:  </w:t>
+      </w:r>
+    </w:p>
+    <w:p>
+      <w:pPr>
+        <w:rPr>
+          <w:rFonts w:ascii="Arial" w:eastAsia="Times New Roman" w:hAnsi="Arial" w:cs="Arial"/>
+          <w:kern w:val="0"/>
+          <w14:ligatures w14:val="none"/>
+        </w:rPr>
+      </w:pPr>
+      <w:r>
+        <w:rPr>
+          <w:rFonts w:ascii="Arial" w:eastAsia="Times New Roman" w:hAnsi="Arial" w:cs="Arial"/>
+          <w:color w:val="000000"/>
+          <w:kern w:val="0"/>
+          <w14:ligatures w14:val="none"/>
+        </w:rPr>
+        <w:t>Anthony Ryan Johnson</w:t>
+      </w:r>
+      <w:r>
+        <w:rPr>
+          <w:rFonts w:ascii="Arial" w:eastAsia="Times New Roman" w:hAnsi="Arial" w:cs="Arial"/>
+          <w:kern w:val="0"/>
+          <w:vertAlign w:val="superscript"/>
+          <w14:ligatures w14:val="none"/>
+        </w:rPr>
+        <w:t>1</w:t>
+      </w:r>
+      <w:r>
+        <w:rPr>
+          <w:rFonts w:ascii="Arial" w:eastAsia="Times New Roman" w:hAnsi="Arial" w:cs="Arial"/>
+          <w:color w:val="000000"/>
+          <w:kern w:val="0"/>
+          <w14:ligatures w14:val="none"/>
+        </w:rPr>
+        <w:t>, Tyler Steven Coleman</w:t>
+      </w:r>
+      <w:r>
+        <w:rPr>
+          <w:rFonts w:ascii="Arial" w:eastAsia="Times New Roman" w:hAnsi="Arial" w:cs="Arial"/>
+          <w:kern w:val="0"/>
+          <w:vertAlign w:val="superscript"/>
+          <w14:ligatures w14:val="none"/>
+        </w:rPr>
+        <w:t>2</w:t>
+      </w:r>
+      <w:r>
+        <w:rPr>
+          <w:rFonts w:ascii="Arial" w:eastAsia="Times New Roman" w:hAnsi="Arial" w:cs="Arial"/>
+          <w:color w:val="000000"/>
+          <w:kern w:val="0"/>
+          <w14:ligatures w14:val="none"/>
+        </w:rPr>
+        <w:t>, Jasmine B. Nasser</w:t>
+      </w:r>
+      <w:r>
+        <w:rPr>
+          <w:rFonts w:ascii="Arial" w:eastAsia="Times New Roman" w:hAnsi="Arial" w:cs="Arial"/>
+          <w:kern w:val="0"/>
+          <w:vertAlign w:val="superscript"/>
+          <w14:ligatures w14:val="none"/>
+        </w:rPr>
+        <w:t>3</w:t>
+      </w:r>
+      <w:r>
+        <w:rPr>
+          <w:rFonts w:ascii="Arial" w:eastAsia="Times New Roman" w:hAnsi="Arial" w:cs="Arial"/>
+          <w:color w:val="000000"/>
+          <w:kern w:val="0"/>
+          <w14:ligatures w14:val="none"/>
+        </w:rPr>
+        <w:t>, Maggie McGreal</w:t>
+      </w:r>
+      <w:r>
+        <w:rPr>
+          <w:rFonts w:ascii="Arial" w:eastAsia="Times New Roman" w:hAnsi="Arial" w:cs="Arial"/>
+          <w:kern w:val="0"/>
+          <w:vertAlign w:val="superscript"/>
+          <w14:ligatures w14:val="none"/>
+        </w:rPr>
+        <w:t>4</w:t>
+      </w:r>
+      <w:r>
+        <w:rPr>
+          <w:rFonts w:ascii="Arial" w:eastAsia="Times New Roman" w:hAnsi="Arial" w:cs="Arial"/>
+          <w:color w:val="000000"/>
+          <w:kern w:val="0"/>
+          <w14:ligatures w14:val="none"/>
+        </w:rPr>
+        <w:t>, Kyle R. Piller</w:t>
+      </w:r>
+      <w:r>
+        <w:rPr>
+          <w:rFonts w:ascii="Arial" w:eastAsia="Times New Roman" w:hAnsi="Arial" w:cs="Arial"/>
+          <w:kern w:val="0"/>
+          <w:vertAlign w:val="superscript"/>
+          <w14:ligatures w14:val="none"/>
+        </w:rPr>
+        <w:t>5</w:t>
+      </w:r>
+      <w:r>
+        <w:rPr>
+          <w:rFonts w:ascii="Arial" w:eastAsia="Times New Roman" w:hAnsi="Arial" w:cs="Arial"/>
+          <w:color w:val="000000"/>
+          <w:kern w:val="0"/>
+          <w14:ligatures w14:val="none"/>
+        </w:rPr>
+        <w:t>, and Christopher M. Murray</w:t>
+      </w:r>
+      <w:r>
+        <w:rPr>
+          <w:rFonts w:ascii="Arial" w:eastAsia="Times New Roman" w:hAnsi="Arial" w:cs="Arial"/>
+          <w:kern w:val="0"/>
+          <w:vertAlign w:val="superscript"/>
+          <w14:ligatures w14:val="none"/>
+        </w:rPr>
+        <w:t>6</w:t>
+      </w:r>
+    </w:p>
+    <w:p>
+      <w:pPr>
+        <w:rPr>
+          <w:rFonts w:ascii="Arial" w:eastAsia="Times New Roman" w:hAnsi="Arial" w:cs="Arial"/>
+          <w:kern w:val="0"/>
+          <w14:ligatures w14:val="none"/>
+        </w:rPr>
+      </w:pPr>
+    </w:p>
+    <w:p>
+      <w:pPr>
+        <w:rPr>
+          <w:rFonts w:ascii="Arial" w:eastAsia="Times New Roman" w:hAnsi="Arial" w:cs="Arial"/>
+          <w:kern w:val="0"/>
+          <w14:ligatures w14:val="none"/>
+        </w:rPr>
+      </w:pPr>
+      <w:r>
+        <w:rPr>
+          <w:rFonts w:ascii="Arial" w:eastAsia="Times New Roman" w:hAnsi="Arial" w:cs="Arial"/>
+          <w:kern w:val="0"/>
+          <w:vertAlign w:val="superscript"/>
+          <w14:ligatures w14:val="none"/>
+        </w:rPr>
+        <w:t>1</w:t>
+      </w:r>
+      <w:r>
+        <w:rPr>
+          <w:rFonts w:ascii="Arial" w:eastAsia="Times New Roman" w:hAnsi="Arial" w:cs="Arial"/>
+          <w:color w:val="000000"/>
+          <w:kern w:val="0"/>
+          <w14:ligatures w14:val="none"/>
+        </w:rPr>
+        <w:t>Southeastern Louisiana University, Department of Biological Sciences, Hammond, Louisiana, USA;</w:t>
+      </w:r>
+      <w:r>
+        <w:rPr>
+          <w:rFonts w:ascii="Arial" w:eastAsia="Times New Roman" w:hAnsi="Arial" w:cs="Arial"/>
+          <w:color w:val="000000"/>
+          <w:kern w:val="0"/>
+          <w14:ligatures w14:val="none"/>
+        </w:rPr>
+        <w:t xml:space="preserve"> email;</w:t>
+      </w:r>
+      <w:r>
+        <w:rPr>
+          <w:rFonts w:ascii="Arial" w:eastAsia="Times New Roman" w:hAnsi="Arial" w:cs="Arial"/>
+          <w:color w:val="000000"/>
+          <w:kern w:val="0"/>
+          <w14:ligatures w14:val="none"/>
+        </w:rPr>
+        <w:t xml:space="preserve"> ORCID 0009-0005-9381-9510</w:t>
+      </w:r>
+    </w:p>
+    <w:p>
+      <w:pPr>
+        <w:rPr>
+          <w:rFonts w:ascii="Arial" w:eastAsia="Times New Roman" w:hAnsi="Arial" w:cs="Arial"/>
+          <w:kern w:val="0"/>
+          <w14:ligatures w14:val="none"/>
+        </w:rPr>
+      </w:pPr>
+      <w:r>
+        <w:rPr>
+          <w:rFonts w:ascii="Arial" w:eastAsia="Times New Roman" w:hAnsi="Arial" w:cs="Arial"/>
+          <w:kern w:val="0"/>
+          <w:vertAlign w:val="superscript"/>
+          <w14:ligatures w14:val="none"/>
+        </w:rPr>
+        <w:t>2</w:t>
+      </w:r>
+      <w:r>
+        <w:rPr>
+          <w:rFonts w:ascii="Arial" w:eastAsia="Times New Roman" w:hAnsi="Arial" w:cs="Arial"/>
+          <w:color w:val="000000"/>
+          <w:kern w:val="0"/>
+          <w14:ligatures w14:val="none"/>
+        </w:rPr>
+        <w:t>Southeastern Louisiana University, Department of Biological Sciences, Hammond, Louisiana, USA;</w:t>
+      </w:r>
+      <w:r>
+        <w:rPr>
+          <w:rFonts w:ascii="Arial" w:eastAsia="Times New Roman" w:hAnsi="Arial" w:cs="Arial"/>
+          <w:color w:val="000000"/>
+          <w:kern w:val="0"/>
+          <w14:ligatures w14:val="none"/>
+        </w:rPr>
+        <w:t xml:space="preserve"> </w:t>
+      </w:r>
+      <w:r>
+        <w:rPr>
+          <w:rFonts w:ascii="Arial" w:eastAsia="Times New Roman" w:hAnsi="Arial" w:cs="Arial"/>
+          <w:color w:val="000000"/>
+          <w:kern w:val="0"/>
+          <w14:ligatures w14:val="none"/>
+        </w:rPr>
+        <w:t>tscoleman3@gmail.com</w:t>
+      </w:r>
+      <w:r>
+        <w:rPr>
+          <w:rFonts w:ascii="Arial" w:eastAsia="Times New Roman" w:hAnsi="Arial" w:cs="Arial"/>
+          <w:color w:val="000000"/>
+          <w:kern w:val="0"/>
+          <w14:ligatures w14:val="none"/>
+        </w:rPr>
+        <w:t>;</w:t>
+      </w:r>
+      <w:r>
+        <w:rPr>
+          <w:rFonts w:ascii="Arial" w:eastAsia="Times New Roman" w:hAnsi="Arial" w:cs="Arial"/>
+          <w:color w:val="000000"/>
+          <w:kern w:val="0"/>
+          <w14:ligatures w14:val="none"/>
+        </w:rPr>
+        <w:t xml:space="preserve"> ORCID 0000-0001-7472-1976</w:t>
+      </w:r>
+    </w:p>
+    <w:p>
+      <w:pPr>
+        <w:rPr>
+          <w:rFonts w:ascii="Arial" w:eastAsia="Times New Roman" w:hAnsi="Arial" w:cs="Arial"/>
+          <w:kern w:val="0"/>
+          <w14:ligatures w14:val="none"/>
+        </w:rPr>
+      </w:pPr>
+      <w:r>
+        <w:rPr>
+          <w:rFonts w:ascii="Arial" w:eastAsia="Times New Roman" w:hAnsi="Arial" w:cs="Arial"/>
+          <w:kern w:val="0"/>
+          <w:vertAlign w:val="superscript"/>
+          <w14:ligatures w14:val="none"/>
+        </w:rPr>
+        <w:t>3</w:t>
+      </w:r>
+      <w:r>
+        <w:rPr>
+          <w:rFonts w:ascii="Arial" w:eastAsia="Times New Roman" w:hAnsi="Arial" w:cs="Arial"/>
+          <w:color w:val="000000"/>
+          <w:kern w:val="0"/>
+          <w14:ligatures w14:val="none"/>
+        </w:rPr>
+        <w:t xml:space="preserve">Southeastern Louisiana University, Department of Biological Sciences, Hammond, Louisiana, USA; </w:t>
+      </w:r>
+      <w:r>
+        <w:rPr>
+          <w:rFonts w:ascii="Arial" w:eastAsia="Times New Roman" w:hAnsi="Arial" w:cs="Arial"/>
+          <w:color w:val="000000"/>
+          <w:kern w:val="0"/>
+          <w14:ligatures w14:val="none"/>
+        </w:rPr>
+        <w:t xml:space="preserve">email; </w:t>
+      </w:r>
+      <w:r>
+        <w:rPr>
+          <w:rFonts w:ascii="Arial" w:eastAsia="Times New Roman" w:hAnsi="Arial" w:cs="Arial"/>
+          <w:color w:val="000000"/>
+          <w:kern w:val="0"/>
+          <w14:ligatures w14:val="none"/>
+        </w:rPr>
+        <w:t>ORCID 0009-0003-0083-9498</w:t>
+      </w:r>
+    </w:p>
+    <w:p>
+      <w:pPr>
+        <w:rPr>
+          <w:rFonts w:ascii="Arial" w:eastAsia="Times New Roman" w:hAnsi="Arial" w:cs="Arial"/>
+          <w:kern w:val="0"/>
+          <w14:ligatures w14:val="none"/>
+        </w:rPr>
+      </w:pPr>
+      <w:r>
+        <w:rPr>
+          <w:rFonts w:ascii="Arial" w:eastAsia="Times New Roman" w:hAnsi="Arial" w:cs="Arial"/>
+          <w:kern w:val="0"/>
+          <w:vertAlign w:val="superscript"/>
+          <w14:ligatures w14:val="none"/>
+        </w:rPr>
+        <w:t>4</w:t>
+      </w:r>
+      <w:r>
+        <w:rPr>
+          <w:rFonts w:ascii="Arial" w:eastAsia="Times New Roman" w:hAnsi="Arial" w:cs="Arial"/>
+          <w:color w:val="000000"/>
+          <w:kern w:val="0"/>
+          <w14:ligatures w14:val="none"/>
+        </w:rPr>
+        <w:t xml:space="preserve">Southeastern Louisiana University, Department of Biological Sciences, Hammond, Louisiana, USA; </w:t>
+      </w:r>
+      <w:r>
+        <w:rPr>
+          <w:rFonts w:ascii="Arial" w:eastAsia="Times New Roman" w:hAnsi="Arial" w:cs="Arial"/>
+          <w:color w:val="000000"/>
+          <w:kern w:val="0"/>
+          <w14:ligatures w14:val="none"/>
+        </w:rPr>
+        <w:t xml:space="preserve">email; </w:t>
+      </w:r>
+      <w:r>
+        <w:rPr>
+          <w:rFonts w:ascii="Arial" w:eastAsia="Times New Roman" w:hAnsi="Arial" w:cs="Arial"/>
+          <w:color w:val="000000"/>
+          <w:kern w:val="0"/>
+          <w14:ligatures w14:val="none"/>
+        </w:rPr>
+        <w:t>ORCID 0009-0005-9745-8265</w:t>
+      </w:r>
+    </w:p>
+    <w:p>
+      <w:pPr>
+        <w:rPr>
+          <w:rFonts w:ascii="Arial" w:eastAsia="Times New Roman" w:hAnsi="Arial" w:cs="Arial"/>
+          <w:kern w:val="0"/>
+          <w14:ligatures w14:val="none"/>
+        </w:rPr>
+      </w:pPr>
+      <w:r>
+        <w:rPr>
+          <w:rFonts w:ascii="Arial" w:eastAsia="Times New Roman" w:hAnsi="Arial" w:cs="Arial"/>
+          <w:kern w:val="0"/>
+          <w:vertAlign w:val="superscript"/>
+          <w14:ligatures w14:val="none"/>
+        </w:rPr>
+        <w:t>5</w:t>
+      </w:r>
+      <w:r>
+        <w:rPr>
+          <w:rFonts w:ascii="Arial" w:eastAsia="Times New Roman" w:hAnsi="Arial" w:cs="Arial"/>
+          <w:color w:val="000000"/>
+          <w:kern w:val="0"/>
+          <w14:ligatures w14:val="none"/>
+        </w:rPr>
+        <w:t xml:space="preserve">Southeastern Louisiana University, Department of Biological Sciences, Hammond, Louisiana, USA; </w:t>
+      </w:r>
+      <w:r>
+        <w:rPr>
+          <w:rFonts w:ascii="Arial" w:eastAsia="Times New Roman" w:hAnsi="Arial" w:cs="Arial"/>
+          <w:color w:val="000000"/>
+          <w:kern w:val="0"/>
+          <w14:ligatures w14:val="none"/>
+        </w:rPr>
+        <w:t xml:space="preserve">email; </w:t>
+      </w:r>
+      <w:r>
+        <w:rPr>
+          <w:rFonts w:ascii="Arial" w:eastAsia="Times New Roman" w:hAnsi="Arial" w:cs="Arial"/>
+          <w:color w:val="000000"/>
+          <w:kern w:val="0"/>
+          <w14:ligatures w14:val="none"/>
+        </w:rPr>
+        <w:t>ORCID 0000-0003-1289-9351</w:t>
+      </w:r>
+    </w:p>
+    <w:p>
+      <w:pPr>
+        <w:rPr>
+          <w:rFonts w:ascii="Arial" w:eastAsia="Times New Roman" w:hAnsi="Arial" w:cs="Arial"/>
+          <w:kern w:val="0"/>
+          <w14:ligatures w14:val="none"/>
+        </w:rPr>
+      </w:pPr>
+      <w:r>
+        <w:rPr>
+          <w:rFonts w:ascii="Arial" w:eastAsia="Times New Roman" w:hAnsi="Arial" w:cs="Arial"/>
+          <w:kern w:val="0"/>
+          <w:vertAlign w:val="superscript"/>
+          <w14:ligatures w14:val="none"/>
+        </w:rPr>
+        <w:t>6</w:t>
+      </w:r>
+      <w:r>
+        <w:rPr>
+          <w:rFonts w:ascii="Arial" w:eastAsia="Times New Roman" w:hAnsi="Arial" w:cs="Arial"/>
+          <w:color w:val="000000"/>
+          <w:kern w:val="0"/>
+          <w14:ligatures w14:val="none"/>
+        </w:rPr>
+        <w:t xml:space="preserve">Southeastern Louisiana University, Department of Biological Sciences, Hammond, Louisiana, USA; </w:t>
+      </w:r>
+      <w:r>
+        <w:rPr>
+          <w:rFonts w:ascii="Arial" w:eastAsia="Times New Roman" w:hAnsi="Arial" w:cs="Arial"/>
+          <w:color w:val="000000"/>
+          <w:kern w:val="0"/>
+          <w14:ligatures w14:val="none"/>
+        </w:rPr>
+        <w:t xml:space="preserve">email; </w:t>
+      </w:r>
+      <w:r>
+        <w:rPr>
+          <w:rFonts w:ascii="Arial" w:eastAsia="Times New Roman" w:hAnsi="Arial" w:cs="Arial"/>
+          <w:color w:val="000000"/>
+          <w:kern w:val="0"/>
+          <w14:ligatures w14:val="none"/>
+        </w:rPr>
+        <w:t>ORCID 0000-0003-4500-9052</w:t>
+      </w:r>
+    </w:p>
+    <w:p>
+      <w:pPr>
+        <w:rPr>
+          <w:rFonts w:ascii="Arial" w:eastAsia="Times New Roman" w:hAnsi="Arial" w:cs="Arial"/>
+          <w:kern w:val="0"/>
+          <w14:ligatures w14:val="none"/>
+        </w:rPr>
+      </w:pPr>
+    </w:p>
+    <w:p>
+      <w:pPr>
+        <w:rPr>
+          <w:rFonts w:ascii="Arial" w:eastAsia="Times New Roman" w:hAnsi="Arial" w:cs="Arial"/>
+          <w:kern w:val="0"/>
+          <w14:ligatures w14:val="none"/>
+        </w:rPr>
+      </w:pPr>
+      <w:r>
+        <w:rPr>
+          <w:rFonts w:ascii="Arial" w:eastAsia="Times New Roman" w:hAnsi="Arial" w:cs="Arial"/>
+          <w:b/>
+          <w:bCs/>
           <w:color w:val="000000"/>
           <w:kern w:val="0"/>
           <w14:ligatures w14:val="none"/>
@@ -559,27 +556,22 @@
       <w:pPr>
         <w:rPr>
           <w:rFonts w:ascii="Arial" w:eastAsia="Times New Roman" w:hAnsi="Arial" w:cs="Arial"/>
-          <w:kern w:val="0"/>
-          <w14:ligatures w14:val="none"/>
-        </w:rPr>
-      </w:pPr>
-      <w:r>
-        <w:rPr>
-          <w:rFonts w:ascii="Arial" w:eastAsia="Times New Roman" w:hAnsi="Arial" w:cs="Arial"/>
-          <w:color w:val="000000"/>
-          <w:kern w:val="0"/>
-          <w14:ligatures w14:val="none"/>
-        </w:rPr>
-        <w:t>Keywords</w:t>
-      </w:r>
-      <w:r>
-        <w:rPr>
-          <w:rFonts w:ascii="Arial" w:eastAsia="Times New Roman" w:hAnsi="Arial" w:cs="Arial"/>
-          <w:color w:val="000000"/>
-          <w:kern w:val="0"/>
-          <w14:ligatures w14:val="none"/>
-        </w:rPr>
-        <w:t>:</w:t>
+          <w:b/>
+          <w:bCs/>
+          <w:kern w:val="0"/>
+          <w14:ligatures w14:val="none"/>
+        </w:rPr>
+      </w:pPr>
+      <w:r>
+        <w:rPr>
+          <w:rFonts w:ascii="Arial" w:eastAsia="Times New Roman" w:hAnsi="Arial" w:cs="Arial"/>
+          <w:b/>
+          <w:bCs/>
+          <w:color w:val="000000"/>
+          <w:kern w:val="0"/>
+          <w14:ligatures w14:val="none"/>
+        </w:rPr>
+        <w:t>Keywords:</w:t>
       </w:r>
     </w:p>
     <w:p>
@@ -635,27 +627,35 @@
         <w:spacing w:line="480" w:lineRule="auto"/>
         <w:rPr>
           <w:rFonts w:ascii="Arial" w:eastAsia="Times New Roman" w:hAnsi="Arial" w:cs="Arial"/>
-          <w:kern w:val="0"/>
-          <w14:ligatures w14:val="none"/>
-        </w:rPr>
-      </w:pPr>
-      <w:r>
-        <w:rPr>
-          <w:rFonts w:ascii="Arial" w:eastAsia="Times New Roman" w:hAnsi="Arial" w:cs="Arial"/>
-          <w:color w:val="000000"/>
-          <w:kern w:val="0"/>
-          <w14:ligatures w14:val="none"/>
-        </w:rPr>
-        <w:t>Abstract</w:t>
-      </w:r>
-      <w:r>
-        <w:rPr>
-          <w:rFonts w:ascii="Arial" w:eastAsia="Times New Roman" w:hAnsi="Arial" w:cs="Arial"/>
-          <w:color w:val="000000"/>
-          <w:kern w:val="0"/>
-          <w14:ligatures w14:val="none"/>
-        </w:rPr>
-        <w:t>:</w:t>
+          <w:b/>
+          <w:bCs/>
+          <w:color w:val="000000"/>
+          <w:kern w:val="0"/>
+          <w14:ligatures w14:val="none"/>
+        </w:rPr>
+      </w:pPr>
+    </w:p>
+    <w:p>
+      <w:pPr>
+        <w:spacing w:line="480" w:lineRule="auto"/>
+        <w:rPr>
+          <w:rFonts w:ascii="Arial" w:eastAsia="Times New Roman" w:hAnsi="Arial" w:cs="Arial"/>
+          <w:b/>
+          <w:bCs/>
+          <w:kern w:val="0"/>
+          <w14:ligatures w14:val="none"/>
+        </w:rPr>
+      </w:pPr>
+      <w:r>
+        <w:rPr>
+          <w:rFonts w:ascii="Arial" w:eastAsia="Times New Roman" w:hAnsi="Arial" w:cs="Arial"/>
+          <w:b/>
+          <w:bCs/>
+          <w:color w:val="000000"/>
+          <w:kern w:val="0"/>
+          <w14:ligatures w14:val="none"/>
+        </w:rPr>
+        <w:t>Abstract:</w:t>
       </w:r>
     </w:p>
     <w:p>
@@ -735,7 +735,7 @@
           <w:kern w:val="0"/>
           <w14:ligatures w14:val="none"/>
         </w:rPr>
-        <w:t xml:space="preserve">) using the neutrophil-to-lymphocyte ratio (NLR) as a proxy for stress under controlled laboratory conditions. Additionally, we evaluated the potential interaction of these substances with the typical vertebrate stress response following </w:t>
+        <w:t xml:space="preserve">) using the neutrophil-to-lymphocyte ratio (NLR) as a proxy for stress under controlled laboratory conditions. Additionally, we evaluated the potential </w:t>
       </w:r>
       <w:r>
         <w:rPr>
@@ -745,7 +745,7 @@
           <w14:ligatures w14:val="none"/>
         </w:rPr>
         <w:lastRenderedPageBreak/>
-        <w:t xml:space="preserve">exposure to a suspected stressor (e.g., an abrupt increase in salinity). We designated fish into five groups: control, Cd low (0.034 ppm), Cd high (0.34 ppm), </w:t>
+        <w:t xml:space="preserve">interaction of these substances with the typical vertebrate stress response following exposure to a suspected stressor (e.g., an abrupt increase in salinity). We designated fish into five groups: control, Cd low (0.034 ppm), Cd high (0.34 ppm), </w:t>
       </w:r>
       <w:proofErr w:type="spellStart"/>
       <w:r>
@@ -2798,7 +2798,7 @@
           <w14:ligatures w14:val="none"/>
         </w:rPr>
         <w:drawing>
-          <wp:inline distT="0" distB="0" distL="0" distR="0" wp14:anchorId="2F61F8D2" wp14:editId="777B3CA9">
+          <wp:inline distT="0" distB="0" distL="0" distR="0" wp14:anchorId="61EF67C3" wp14:editId="659C49CD">
             <wp:extent cx="5486403" cy="3208165"/>
             <wp:effectExtent l="0" t="0" r="0" b="5080"/>
             <wp:docPr id="7" name="Picture 3"/>
@@ -3177,7 +3177,7 @@
           <w14:ligatures w14:val="none"/>
         </w:rPr>
         <w:drawing>
-          <wp:inline distT="0" distB="0" distL="0" distR="0" wp14:anchorId="5C935034" wp14:editId="2C9DA68C">
+          <wp:inline distT="0" distB="0" distL="0" distR="0" wp14:anchorId="38F84186" wp14:editId="26F690FE">
             <wp:extent cx="5484518" cy="4121736"/>
             <wp:effectExtent l="0" t="0" r="1905" b="6350"/>
             <wp:docPr id="8" name="Picture 2"/>
@@ -3798,7 +3798,7 @@
           <w14:ligatures w14:val="none"/>
         </w:rPr>
         <w:drawing>
-          <wp:inline distT="0" distB="0" distL="0" distR="0" wp14:anchorId="1A78B269" wp14:editId="683CA0FE">
+          <wp:inline distT="0" distB="0" distL="0" distR="0" wp14:anchorId="5C25158C" wp14:editId="15B87B52">
             <wp:extent cx="5486595" cy="3656119"/>
             <wp:effectExtent l="0" t="0" r="0" b="1905"/>
             <wp:docPr id="9" name="Picture 1"/>
@@ -4471,7 +4471,7 @@
 </file>
 
 <file path=word/styles.xml><?xml version="1.0" encoding="utf-8"?>
-<w:styles xmlns:mc="http://schemas.openxmlformats.org/markup-compatibility/2006" xmlns:r="http://schemas.openxmlformats.org/officeDocument/2006/relationships" xmlns:w="http://schemas.openxmlformats.org/wordprocessingml/2006/main" xmlns:w14="http://schemas.microsoft.com/office/word/2010/wordml" xmlns:w15="http://schemas.microsoft.com/office/word/2012/wordml" xmlns:w16cex="http://schemas.microsoft.com/office/word/2018/wordml/cex" xmlns:w16cid="http://schemas.microsoft.com/office/word/2016/wordml/cid" xmlns:w16="http://schemas.microsoft.com/office/word/2018/wordml" xmlns:w16du="http://schemas.microsoft.com/office/word/2023/wordml/word16du" xmlns:w16sdtdh="http://schemas.microsoft.com/office/word/2020/wordml/sdtdatahash" xmlns:w16se="http://schemas.microsoft.com/office/word/2015/wordml/symex" mc:Ignorable="w14 w15 w16se w16cid w16 w16cex w16sdtdh w16du">
+<w:styles xmlns:mc="http://schemas.openxmlformats.org/markup-compatibility/2006" xmlns:r="http://schemas.openxmlformats.org/officeDocument/2006/relationships" xmlns:w="http://schemas.openxmlformats.org/wordprocessingml/2006/main" xmlns:w14="http://schemas.microsoft.com/office/word/2010/wordml" xmlns:w15="http://schemas.microsoft.com/office/word/2012/wordml" xmlns:w16cex="http://schemas.microsoft.com/office/word/2018/wordml/cex" xmlns:w16cid="http://schemas.microsoft.com/office/word/2016/wordml/cid" xmlns:w16="http://schemas.microsoft.com/office/word/2018/wordml" xmlns:w16du="http://schemas.microsoft.com/office/word/2023/wordml/word16du" xmlns:w16sdtdh="http://schemas.microsoft.com/office/word/2020/wordml/sdtdatahash" xmlns:w16sdtfl="http://schemas.microsoft.com/office/word/2024/wordml/sdtformatlock" xmlns:w16se="http://schemas.microsoft.com/office/word/2015/wordml/symex" mc:Ignorable="w14 w15 w16se w16cid w16 w16cex w16sdtdh w16sdtfl w16du">
   <w:docDefaults>
     <w:rPrDefault>
       <w:rPr>
@@ -4870,6 +4870,7 @@
   <w:style w:type="character" w:default="1" w:styleId="DefaultParagraphFont">
     <w:name w:val="Default Paragraph Font"/>
     <w:uiPriority w:val="1"/>
+    <w:semiHidden/>
     <w:unhideWhenUsed/>
   </w:style>
   <w:style w:type="table" w:default="1" w:styleId="TableNormal">
